--- a/courts/sixth-circuit/ohio/state/supreme-court/petition-for-discretionary-review/usage/OUTPUT-petition-for-discretionary-review.docx
+++ b/courts/sixth-circuit/ohio/state/supreme-court/petition-for-discretionary-review/usage/OUTPUT-petition-for-discretionary-review.docx
@@ -105,9 +105,7 @@
         <w:t xml:space="preserve"> </w:t>
       </w:r>
       <w:r>
-        <w:t xml:space="preserve">2025</w:t>
-        <w:noBreakHyphen/>
-        <w:t xml:space="preserve">0495</w:t>
+        <w:t xml:space="preserve">2025-⁠0495</w:t>
       </w:r>
     </w:p>
     <w:p>
@@ -229,17 +227,13 @@
         <w:t xml:space="preserve"> </w:t>
       </w:r>
       <w:r>
-        <w:t xml:space="preserve">2024-P</w:t>
-        <w:noBreakHyphen/>
-        <w:t xml:space="preserve">0010,</w:t>
-      </w:r>
-      <w:r>
-        <w:t xml:space="preserve"> </w:t>
-      </w:r>
-      <w:r>
-        <w:t xml:space="preserve">2024-Ohio</w:t>
-        <w:noBreakHyphen/>
-        <w:t xml:space="preserve">4544</w:t>
+        <w:t xml:space="preserve">2024-P-⁠0010,</w:t>
+      </w:r>
+      <w:r>
+        <w:t xml:space="preserve"> </w:t>
+      </w:r>
+      <w:r>
+        <w:t xml:space="preserve">2024-Ohio-⁠4544</w:t>
       </w:r>
     </w:p>
     <w:p>
@@ -734,9 +728,7 @@
                 <w:i/>
                 <w:iCs/>
               </w:rPr>
-              <w:t xml:space="preserve">340</w:t>
-              <w:noBreakHyphen/>
-              <w:t xml:space="preserve">9817</w:t>
+              <w:t xml:space="preserve">340-⁠9817</w:t>
             </w:r>
           </w:p>
           <w:p>
@@ -1074,9 +1066,7 @@
                 <w:i/>
                 <w:iCs/>
               </w:rPr>
-              <w:t xml:space="preserve">658</w:t>
-              <w:noBreakHyphen/>
-              <w:t xml:space="preserve">6219</w:t>
+              <w:t xml:space="preserve">658-⁠6219</w:t>
             </w:r>
           </w:p>
           <w:p>
@@ -2416,13 +2406,7 @@
         <w:t xml:space="preserve">Norwood v. Horney</w:t>
       </w:r>
       <w:r>
-        <w:t xml:space="preserve">, 110 Ohio St.3d 353, 361</w:t>
-      </w:r>
-      <w:r>
-        <w:noBreakHyphen/>
-      </w:r>
-      <w:r>
-        <w:t xml:space="preserve">62 (2006);</w:t>
+        <w:t xml:space="preserve">, 110 Ohio St.3d 353, 361-⁠62 (2006);</w:t>
       </w:r>
       <w:r>
         <w:t xml:space="preserve"> </w:t>
@@ -2448,13 +2432,7 @@
         <w:t xml:space="preserve">Boice v. Ottawa Hills</w:t>
       </w:r>
       <w:r>
-        <w:t xml:space="preserve">, 137 Ohio St. 3d 412, 416</w:t>
-      </w:r>
-      <w:r>
-        <w:noBreakHyphen/>
-      </w:r>
-      <w:r>
-        <w:t xml:space="preserve">17 (2013); and Jeffrey S. Sutton,</w:t>
+        <w:t xml:space="preserve">, 137 Ohio St. 3d 412, 416-⁠17 (2013); and Jeffrey S. Sutton,</w:t>
       </w:r>
       <w:r>
         <w:t xml:space="preserve"> </w:t>
@@ -2501,13 +2479,7 @@
         <w:t xml:space="preserve">Yoder</w:t>
       </w:r>
       <w:r>
-        <w:t xml:space="preserve">, however, the purpose of the zoning district that implemented the restriction was to control density ⁠. ⁠. ⁠. Here, the City of Kent’s Code states that the purpose of the R</w:t>
-      </w:r>
-      <w:r>
-        <w:noBreakHyphen/>
-      </w:r>
-      <w:r>
-        <w:t xml:space="preserve">3 zoning district is</w:t>
+        <w:t xml:space="preserve">, however, the purpose of the zoning district that implemented the restriction was to control density ⁠. ⁠. ⁠. Here, the City of Kent’s Code states that the purpose of the R-⁠3 zoning district is</w:t>
       </w:r>
       <w:r>
         <w:t xml:space="preserve"> </w:t>
@@ -2529,13 +2501,7 @@
         <w:t xml:space="preserve">Havel v. Bd. of Zoning Appeals Kent</w:t>
       </w:r>
       <w:r>
-        <w:t xml:space="preserve">, 2024-Ohio</w:t>
-      </w:r>
-      <w:r>
-        <w:noBreakHyphen/>
-      </w:r>
-      <w:r>
-        <w:t xml:space="preserve">4544, ¶¶ 51-⁠52, citing Kent Codified Ordinances 1103.11(a). Such analysis creates different outcomes, within Ohio, when materially identical restrictions are challenged. In other words, Mr. Havel lost his property rights while the plaintiffs in</w:t>
+        <w:t xml:space="preserve">, 2024-Ohio-⁠4544, ¶¶ 51-⁠52, citing Kent Codified Ordinances 1103.11(a). Such analysis creates different outcomes, within Ohio, when materially identical restrictions are challenged. In other words, Mr. Havel lost his property rights while the plaintiffs in</w:t>
       </w:r>
       <w:r>
         <w:t xml:space="preserve"> </w:t>
@@ -2616,13 +2582,7 @@
         <w:t xml:space="preserve">State ex rel. Cincinnati Enquirer v. Bloom</w:t>
       </w:r>
       <w:r>
-        <w:t xml:space="preserve">, 2024-Ohio</w:t>
-      </w:r>
-      <w:r>
-        <w:noBreakHyphen/>
-      </w:r>
-      <w:r>
-        <w:t xml:space="preserve">5029.</w:t>
+        <w:t xml:space="preserve">, 2024-Ohio-⁠5029.</w:t>
       </w:r>
     </w:p>
     <w:p>
@@ -2685,13 +2645,7 @@
         <w:t xml:space="preserve">City of Cincinnati v. Correll</w:t>
       </w:r>
       <w:r>
-        <w:t xml:space="preserve">, 141 Ohio St. 535, 538</w:t>
-      </w:r>
-      <w:r>
-        <w:noBreakHyphen/>
-      </w:r>
-      <w:r>
-        <w:t xml:space="preserve">39 (1943) (</w:t>
+        <w:t xml:space="preserve">, 141 Ohio St. 535, 538-⁠39 (1943) (</w:t>
       </w:r>
       <w:r>
         <w:t xml:space="preserve">“In Ohio the grant of police power to a municipality is found in Section 3, Article XVIII of the Constitution ⁠. ⁠. ⁠. such regulations, to be valid and enforceable, must conform to certain well defined and well understood standards ⁠. ⁠. ⁠. Laws or ordinances passed by virtue of the police power which limit or abrogate constitutionally guaranteed rights must not be arbitrary, discriminatory, capricious or unreasonable and must bear a real and substantial relation to the object sought to be obtained, namely, the health, safety, morals or general welfare of the public”</w:t>
@@ -2790,13 +2744,7 @@
         <w:t xml:space="preserve">Direct Plumbing Supply</w:t>
       </w:r>
       <w:r>
-        <w:t xml:space="preserve">, at 545</w:t>
-      </w:r>
-      <w:r>
-        <w:noBreakHyphen/>
-      </w:r>
-      <w:r>
-        <w:t xml:space="preserve">46, 549 (</w:t>
+        <w:t xml:space="preserve">, at 545-⁠46, 549 (</w:t>
       </w:r>
       <w:r>
         <w:t xml:space="preserve">“To be truly in the public welfare within the meaning of Section 19, and thus superior to private property rights, any legislation must be reasonable, not arbitrary, and must confer upon the public a benefit commensurate with its burdens upon private property,”</w:t>
@@ -2978,13 +2926,7 @@
         <w:t xml:space="preserve">Correll</w:t>
       </w:r>
       <w:r>
-        <w:t xml:space="preserve">, at 538</w:t>
-      </w:r>
-      <w:r>
-        <w:noBreakHyphen/>
-      </w:r>
-      <w:r>
-        <w:t xml:space="preserve">540 (</w:t>
+        <w:t xml:space="preserve">, at 538-⁠540 (</w:t>
       </w:r>
       <w:r>
         <w:t xml:space="preserve">“if it is apparent that there is no plausible, reasonable and substantial connection between the provisions of the act and the supposed evils to be suppressed, there exists no authority for its enactment. Legislative bodies may not, under the guise of protecting the public interest, interfere with private business by imposing arbitrary, discriminatory, capricious or unreasonable restrictions upon lawful business”</w:t>
@@ -3250,13 +3192,7 @@
         <w:t xml:space="preserve">State v. Mole</w:t>
       </w:r>
       <w:r>
-        <w:t xml:space="preserve">, supra, at ¶21</w:t>
-      </w:r>
-      <w:r>
-        <w:noBreakHyphen/>
-      </w:r>
-      <w:r>
-        <w:t xml:space="preserve">22. These invaluable cases from other states create a path for this Court to follow that is wiser than that of</w:t>
+        <w:t xml:space="preserve">, supra, at ¶21-⁠22. These invaluable cases from other states create a path for this Court to follow that is wiser than that of</w:t>
       </w:r>
       <w:r>
         <w:t xml:space="preserve"> </w:t>
@@ -3379,19 +3315,7 @@
         <w:t xml:space="preserve">Havel v. Bd. of Zoning Appeals Kent</w:t>
       </w:r>
       <w:r>
-        <w:t xml:space="preserve">, 2024-Ohio</w:t>
-      </w:r>
-      <w:r>
-        <w:noBreakHyphen/>
-      </w:r>
-      <w:r>
-        <w:t xml:space="preserve">4544, ¶3</w:t>
-      </w:r>
-      <w:r>
-        <w:noBreakHyphen/>
-      </w:r>
-      <w:r>
-        <w:t xml:space="preserve">4. The home has been in his family 31 years, and Mr. Havel acquired it from his mother to house individuals with disabilities, who will invariably be unrelated.</w:t>
+        <w:t xml:space="preserve">, 2024-Ohio-⁠4544, ¶3-⁠4. The home has been in his family 31 years, and Mr. Havel acquired it from his mother to house individuals with disabilities, who will invariably be unrelated.</w:t>
       </w:r>
       <w:r>
         <w:t xml:space="preserve"> </w:t>
@@ -3459,13 +3383,7 @@
         <w:t xml:space="preserve">Id.</w:t>
       </w:r>
       <w:r>
-        <w:t xml:space="preserve">, at ¶ 1-⁠3, 27</w:t>
-      </w:r>
-      <w:r>
-        <w:noBreakHyphen/>
-      </w:r>
-      <w:r>
-        <w:t xml:space="preserve">28, citing §1103.11(a), (b), and (c).</w:t>
+        <w:t xml:space="preserve">, at ¶ 1-⁠3, 27-⁠28, citing §1103.11(a), (b), and (c).</w:t>
       </w:r>
     </w:p>
     <w:p>
@@ -3512,13 +3430,7 @@
         <w:t xml:space="preserve"> </w:t>
       </w:r>
       <w:r>
-        <w:t xml:space="preserve">“in its order, the trial court additionally held that the City of Kent’s zoning restriction, which limits the occupancy of single-family dwellings located in R</w:t>
-      </w:r>
-      <w:r>
-        <w:noBreakHyphen/>
-      </w:r>
-      <w:r>
-        <w:t xml:space="preserve">3 high-density residential zoning districts to no more than two unrelated individuals, to be unconstitutional”</w:t>
+        <w:t xml:space="preserve">“in its order, the trial court additionally held that the City of Kent’s zoning restriction, which limits the occupancy of single-family dwellings located in R-⁠3 high-density residential zoning districts to no more than two unrelated individuals, to be unconstitutional”</w:t>
       </w:r>
       <w:r>
         <w:t xml:space="preserve"> </w:t>
@@ -3555,13 +3467,7 @@
         <w:t xml:space="preserve"> </w:t>
       </w:r>
       <w:r>
-        <w:t xml:space="preserve">“We further hold that the application of the City of Kent’s zoning code, which creates a restriction in the R</w:t>
-      </w:r>
-      <w:r>
-        <w:noBreakHyphen/>
-      </w:r>
-      <w:r>
-        <w:t xml:space="preserve">3 zoned district limiting occupancy of single family homes to no more than two unrelated individuals, is constitutional as applied.”</w:t>
+        <w:t xml:space="preserve">“We further hold that the application of the City of Kent’s zoning code, which creates a restriction in the R-⁠3 zoned district limiting occupancy of single family homes to no more than two unrelated individuals, is constitutional as applied.”</w:t>
       </w:r>
       <w:r>
         <w:t xml:space="preserve"> </w:t>
@@ -3620,13 +3526,7 @@
         <w:t xml:space="preserve"> </w:t>
       </w:r>
       <w:r>
-        <w:t xml:space="preserve">¶50</w:t>
-      </w:r>
-      <w:r>
-        <w:noBreakHyphen/>
-      </w:r>
-      <w:r>
-        <w:t xml:space="preserve">52.</w:t>
+        <w:t xml:space="preserve">¶50-⁠52.</w:t>
       </w:r>
       <w:r>
         <w:rPr>
@@ -4264,13 +4164,7 @@
         <w:t xml:space="preserve">Moore v. Middletown</w:t>
       </w:r>
       <w:r>
-        <w:t xml:space="preserve">, 2010-Ohio</w:t>
-      </w:r>
-      <w:r>
-        <w:noBreakHyphen/>
-      </w:r>
-      <w:r>
-        <w:t xml:space="preserve">2962, ¶¶ 66-⁠67. Thus,</w:t>
+        <w:t xml:space="preserve">, 2010-Ohio-⁠2962, ¶¶ 66-⁠67. Thus,</w:t>
       </w:r>
       <w:r>
         <w:t xml:space="preserve"> </w:t>
@@ -4460,13 +4354,7 @@
         <w:t xml:space="preserve">Yoder v. City of Bowling Green, Ohio</w:t>
       </w:r>
       <w:r>
-        <w:t xml:space="preserve">, No. 3:17-cv</w:t>
-      </w:r>
-      <w:r>
-        <w:noBreakHyphen/>
-      </w:r>
-      <w:r>
-        <w:t xml:space="preserve">2321, 2019 WL 415254, at 4 (N.D. Ohio Feb. 1, 2019). Consequently, this Court is in no manner bound by federal precedent such as</w:t>
+        <w:t xml:space="preserve">, No. 3:17-cv-⁠2321, 2019 WL 415254, at 4 (N.D. Ohio Feb. 1, 2019). Consequently, this Court is in no manner bound by federal precedent such as</w:t>
       </w:r>
       <w:r>
         <w:t xml:space="preserve"> </w:t>
@@ -4541,13 +4429,7 @@
         <w:t xml:space="preserve">Distefano v. Haxton</w:t>
       </w:r>
       <w:r>
-        <w:t xml:space="preserve">, No. C.A. NO. WC 92</w:t>
-      </w:r>
-      <w:r>
-        <w:noBreakHyphen/>
-      </w:r>
-      <w:r>
-        <w:t xml:space="preserve">0589, 1994 WL 931006, at 14 (R.I. Super. Dec. 12, 1994) (</w:t>
+        <w:t xml:space="preserve">, No. C.A. NO. WC 92-⁠0589, 1994 WL 931006, at 14 (R.I. Super. Dec. 12, 1994) (</w:t>
       </w:r>
       <w:r>
         <w:t xml:space="preserve">“It is a strange and unconstitutional - ordinance indeed that would permit the Hatfields and the McCoys to live in a residential zone while barring four scholars from the University of Rhode Island from sharing an apartment on the same street ⁠. ⁠. ⁠. Ordinance forbidding occupancy of otherwise suitable residential units by more than three persons not related by blood, marriage, or adoption is violative of the mandates of the due process and equal protection clauses of Article 1, Section 2 of the Rhode Island Constitution”</w:t>
@@ -5001,13 +4883,7 @@
         <w:t xml:space="preserve">State ex rel. Cincinnati Enquirer v. Bloom</w:t>
       </w:r>
       <w:r>
-        <w:t xml:space="preserve">, 2024-Ohio</w:t>
-      </w:r>
-      <w:r>
-        <w:noBreakHyphen/>
-      </w:r>
-      <w:r>
-        <w:t xml:space="preserve">5029, ¶35.</w:t>
+        <w:t xml:space="preserve">, 2024-Ohio-⁠5029, ¶35.</w:t>
       </w:r>
       <w:r>
         <w:t xml:space="preserve"> </w:t>
@@ -5111,13 +4987,7 @@
         <w:t xml:space="preserve"> </w:t>
       </w:r>
       <w:r>
-        <w:t xml:space="preserve">(2d Ed. 2022), at 534</w:t>
-      </w:r>
-      <w:r>
-        <w:noBreakHyphen/>
-      </w:r>
-      <w:r>
-        <w:t xml:space="preserve">535.</w:t>
+        <w:t xml:space="preserve">(2d Ed. 2022), at 534-⁠535.</w:t>
       </w:r>
     </w:p>
     <w:p>
@@ -5153,13 +5023,7 @@
         <w:t xml:space="preserve"> </w:t>
       </w:r>
       <w:r>
-        <w:t xml:space="preserve">(1868), §122, at p. 423, §122a, at p. 426</w:t>
-      </w:r>
-      <w:r>
-        <w:noBreakHyphen/>
-      </w:r>
-      <w:r>
-        <w:t xml:space="preserve">27. This is precisely why this Court in</w:t>
+        <w:t xml:space="preserve">(1868), §122, at p. 423, §122a, at p. 426-⁠27. This is precisely why this Court in</w:t>
       </w:r>
       <w:r>
         <w:t xml:space="preserve"> </w:t>
@@ -5242,13 +5106,7 @@
         <w:t xml:space="preserve"> </w:t>
       </w:r>
       <w:r>
-        <w:t xml:space="preserve">(2021), pp. 304</w:t>
-      </w:r>
-      <w:r>
-        <w:noBreakHyphen/>
-      </w:r>
-      <w:r>
-        <w:t xml:space="preserve">309 (police powers exist only</w:t>
+        <w:t xml:space="preserve">(2021), pp. 304-⁠309 (police powers exist only</w:t>
       </w:r>
       <w:r>
         <w:t xml:space="preserve"> </w:t>
@@ -5582,13 +5440,7 @@
         <w:t xml:space="preserve">State v. Mole</w:t>
       </w:r>
       <w:r>
-        <w:t xml:space="preserve">, 2016-Ohio</w:t>
-      </w:r>
-      <w:r>
-        <w:noBreakHyphen/>
-      </w:r>
-      <w:r>
-        <w:t xml:space="preserve">5124, at ¶ 61. The City’s Occupancy Restriction is unconstitutionally arbitrary and untailored because it is and unequal, indirect, over-inclusive, and under-inclusive means.</w:t>
+        <w:t xml:space="preserve">, 2016-Ohio-⁠5124, at ¶ 61. The City’s Occupancy Restriction is unconstitutionally arbitrary and untailored because it is and unequal, indirect, over-inclusive, and under-inclusive means.</w:t>
       </w:r>
     </w:p>
     <w:p>
@@ -5743,13 +5595,7 @@
         <w:t xml:space="preserve">“Disruptive behavior-which, of course, is not limited to unrelated households-may properly be controlled through the use of the general police power”</w:t>
       </w:r>
       <w:r>
-        <w:t xml:space="preserve">); see also Guide to Local Occupancy Codes in Northeast Ohio (2013), by Krissie Wells and Madhavi Seth, Housing Research &amp; Advocacy Center, pp. 4</w:t>
-      </w:r>
-      <w:r>
-        <w:noBreakHyphen/>
-      </w:r>
-      <w:r>
-        <w:t xml:space="preserve">5 (most other</w:t>
+        <w:t xml:space="preserve">); see also Guide to Local Occupancy Codes in Northeast Ohio (2013), by Krissie Wells and Madhavi Seth, Housing Research &amp; Advocacy Center, pp. 4-⁠5 (most other</w:t>
       </w:r>
       <w:r>
         <w:t xml:space="preserve"> </w:t>
@@ -5988,9 +5834,7 @@
               <w:t xml:space="preserve"> </w:t>
             </w:r>
             <w:r>
-              <w:t xml:space="preserve">340</w:t>
-              <w:noBreakHyphen/>
-              <w:t xml:space="preserve">9817</w:t>
+              <w:t xml:space="preserve">340-⁠9817</w:t>
             </w:r>
           </w:p>
           <w:p>
@@ -6519,13 +6363,7 @@
         <w:t xml:space="preserve">Pickaway Cty. Skilled Gaming, L.L.C. v. Cordray</w:t>
       </w:r>
       <w:r>
-        <w:t xml:space="preserve">, 2010-Ohio</w:t>
-      </w:r>
-      <w:r>
-        <w:noBreakHyphen/>
-      </w:r>
-      <w:r>
-        <w:t xml:space="preserve">4908, ¶ 32, 127 Ohio St. 3d 104, 113 (</w:t>
+        <w:t xml:space="preserve">, 2010-Ohio-⁠4908, ¶ 32, 127 Ohio St. 3d 104, 113 (</w:t>
       </w:r>
       <w:r>
         <w:t xml:space="preserve">“courts are compelled under rational-basis review to accept a legislature’s generalizations even when there is an imperfect fit between means and ends”</w:t>
@@ -6597,13 +6435,7 @@
         <w:t xml:space="preserve"> </w:t>
       </w:r>
       <w:r>
-        <w:t xml:space="preserve">“The City of Kent’s restriction is consistent with limiting and allocating locations for specific property uses. The restriction is less concerned with the relationships of individual occupants of single-family residences than the use of the property itself as a single-family residence ⁠. ⁠. ⁠. The City of Kent’s restriction encourages property development of a distinct type of use within the R</w:t>
-      </w:r>
-      <w:r>
-        <w:noBreakHyphen/>
-      </w:r>
-      <w:r>
-        <w:t xml:space="preserve">3 area to facilitate public facilities, which is different than the Bowling Green’s restriction which attempted to merely constrain population density, by placing a limit that had no actual impact on the population density. For this reason,</w:t>
+        <w:t xml:space="preserve">“The City of Kent’s restriction is consistent with limiting and allocating locations for specific property uses. The restriction is less concerned with the relationships of individual occupants of single-family residences than the use of the property itself as a single-family residence ⁠. ⁠. ⁠. The City of Kent’s restriction encourages property development of a distinct type of use within the R-⁠3 area to facilitate public facilities, which is different than the Bowling Green’s restriction which attempted to merely constrain population density, by placing a limit that had no actual impact on the population density. For this reason,</w:t>
       </w:r>
       <w:r>
         <w:t xml:space="preserve"> </w:t>
@@ -6632,13 +6464,7 @@
         <w:t xml:space="preserve">Havel</w:t>
       </w:r>
       <w:r>
-        <w:t xml:space="preserve">, ¶51</w:t>
-      </w:r>
-      <w:r>
-        <w:noBreakHyphen/>
-      </w:r>
-      <w:r>
-        <w:t xml:space="preserve">52.</w:t>
+        <w:t xml:space="preserve">, ¶51-⁠52.</w:t>
       </w:r>
     </w:p>
   </w:footnote>
@@ -7507,7 +7333,7 @@
     <w:qFormat/>
     <w:pPr>
       <w:keepLines/>
-      <w:spacing w:before="0" w:after="120" w:line="276" w:lineRule="exact"/>
+      <w:spacing w:before="26" w:after="120" w:line="276" w:lineRule="exact"/>
     </w:pPr>
     <w:rPr>
       <w:sz w:val="24"/>
